--- a/chapters/chapter2.docx
+++ b/chapters/chapter2.docx
@@ -1020,7 +1020,7 @@
         <w:t xml:space="preserve"> </w:t>
       </w:r>
       <w:r>
-        <w:t xml:space="preserve">338df91</w:t>
+        <w:t xml:space="preserve">f8b2a55</w:t>
       </w:r>
     </w:p>
     <w:p>
@@ -1042,7 +1042,7 @@
         <w:t xml:space="preserve"> </w:t>
       </w:r>
       <w:r>
-        <w:t xml:space="preserve">338df91bce0760a4d2482260b2b11f40a78b1e43</w:t>
+        <w:t xml:space="preserve">f8b2a55f9e72274afee365723afdbc58be1eeb22</w:t>
       </w:r>
     </w:p>
     <w:p>
@@ -1064,7 +1064,7 @@
         <w:t xml:space="preserve"> </w:t>
       </w:r>
       <w:r>
-        <w:t xml:space="preserve">2026-04-06 17:54:09 -0700</w:t>
+        <w:t xml:space="preserve">2026-04-06 18:12:52 -0700</w:t>
       </w:r>
     </w:p>
     <w:p>

--- a/chapters/chapter2.docx
+++ b/chapters/chapter2.docx
@@ -1020,7 +1020,7 @@
         <w:t xml:space="preserve"> </w:t>
       </w:r>
       <w:r>
-        <w:t xml:space="preserve">f8b2a55</w:t>
+        <w:t xml:space="preserve">1b36df4</w:t>
       </w:r>
     </w:p>
     <w:p>
@@ -1042,7 +1042,7 @@
         <w:t xml:space="preserve"> </w:t>
       </w:r>
       <w:r>
-        <w:t xml:space="preserve">f8b2a55f9e72274afee365723afdbc58be1eeb22</w:t>
+        <w:t xml:space="preserve">1b36df4cc327dc8d4e585b791fa31ba602f5de58</w:t>
       </w:r>
     </w:p>
     <w:p>
@@ -1064,7 +1064,7 @@
         <w:t xml:space="preserve"> </w:t>
       </w:r>
       <w:r>
-        <w:t xml:space="preserve">2026-04-06 18:12:52 -0700</w:t>
+        <w:t xml:space="preserve">2026-04-08 14:25:47 -0700</w:t>
       </w:r>
     </w:p>
     <w:p>

--- a/chapters/chapter2.docx
+++ b/chapters/chapter2.docx
@@ -1020,7 +1020,7 @@
         <w:t xml:space="preserve"> </w:t>
       </w:r>
       <w:r>
-        <w:t xml:space="preserve">1b36df4</w:t>
+        <w:t xml:space="preserve">5484a92</w:t>
       </w:r>
     </w:p>
     <w:p>
@@ -1042,7 +1042,7 @@
         <w:t xml:space="preserve"> </w:t>
       </w:r>
       <w:r>
-        <w:t xml:space="preserve">1b36df4cc327dc8d4e585b791fa31ba602f5de58</w:t>
+        <w:t xml:space="preserve">5484a92114e182356a941b147243bf97cde637d8</w:t>
       </w:r>
     </w:p>
     <w:p>
@@ -1064,7 +1064,7 @@
         <w:t xml:space="preserve"> </w:t>
       </w:r>
       <w:r>
-        <w:t xml:space="preserve">2026-04-08 14:25:47 -0700</w:t>
+        <w:t xml:space="preserve">2026-04-10 01:33:19 -0700</w:t>
       </w:r>
     </w:p>
     <w:p>

--- a/chapters/chapter2.docx
+++ b/chapters/chapter2.docx
@@ -10,15 +10,6 @@
         <w:t xml:space="preserve">Chapter 2: Advanced Topics</w:t>
       </w:r>
     </w:p>
-    <w:bookmarkStart w:id="28" w:name="chapter-2-advanced-topics"/>
-    <w:p>
-      <w:pPr>
-        <w:pStyle w:val="Heading1"/>
-      </w:pPr>
-      <w:r>
-        <w:t xml:space="preserve">1. Chapter 2: Advanced Topics</w:t>
-      </w:r>
-    </w:p>
     <w:p>
       <w:pPr>
         <w:pStyle w:val="FirstParagraph"/>
@@ -30,10 +21,10 @@
     <w:bookmarkStart w:id="9" w:name="mathematical-equations"/>
     <w:p>
       <w:pPr>
-        <w:pStyle w:val="Heading2"/>
-      </w:pPr>
-      <w:r>
-        <w:t xml:space="preserve">1.1 Mathematical Equations</w:t>
+        <w:pStyle w:val="Heading1"/>
+      </w:pPr>
+      <w:r>
+        <w:t xml:space="preserve">1. Mathematical Equations</w:t>
       </w:r>
     </w:p>
     <w:p>
@@ -187,10 +178,10 @@
     <w:bookmarkStart w:id="11" w:name="tables"/>
     <w:p>
       <w:pPr>
-        <w:pStyle w:val="Heading2"/>
-      </w:pPr>
-      <w:r>
-        <w:t xml:space="preserve">1.2 Tables</w:t>
+        <w:pStyle w:val="Heading1"/>
+      </w:pPr>
+      <w:r>
+        <w:t xml:space="preserve">2. Tables</w:t>
       </w:r>
     </w:p>
     <w:tbl>
@@ -358,10 +349,10 @@
     <w:bookmarkStart w:id="12" w:name="figures"/>
     <w:p>
       <w:pPr>
-        <w:pStyle w:val="Heading2"/>
-      </w:pPr>
-      <w:r>
-        <w:t xml:space="preserve">1.3 Figures</w:t>
+        <w:pStyle w:val="Heading1"/>
+      </w:pPr>
+      <w:r>
+        <w:t xml:space="preserve">3. Figures</w:t>
       </w:r>
     </w:p>
     <w:p>
@@ -428,10 +419,10 @@
     <w:bookmarkStart w:id="25" w:name="callouts"/>
     <w:p>
       <w:pPr>
-        <w:pStyle w:val="Heading2"/>
-      </w:pPr>
-      <w:r>
-        <w:t xml:space="preserve">1.4 Callouts</w:t>
+        <w:pStyle w:val="Heading1"/>
+      </w:pPr>
+      <w:r>
+        <w:t xml:space="preserve">4. Callouts</w:t>
       </w:r>
     </w:p>
     <w:tbl>
@@ -926,7 +917,7 @@
     <w:bookmarkStart w:id="27" w:name="references"/>
     <w:p>
       <w:pPr>
-        <w:pStyle w:val="Heading2"/>
+        <w:pStyle w:val="Heading1"/>
       </w:pPr>
       <w:r>
         <w:t xml:space="preserve">References</w:t>
@@ -935,7 +926,6 @@
     <w:bookmarkStart w:id="26" w:name="refs"/>
     <w:bookmarkEnd w:id="26"/>
     <w:bookmarkEnd w:id="27"/>
-    <w:bookmarkEnd w:id="28"/>
     <w:sectPr>
       <w:footnotePr>
         <w:numRestart w:val="eachSect"/>

--- a/chapters/chapter2.docx
+++ b/chapters/chapter2.docx
@@ -193,6 +193,34 @@
         </m:oMath>
       </m:oMathPara>
       <w:bookmarkEnd w:id="9"/>
+    </w:p>
+    <w:p>
+      <w:pPr>
+        <w:pStyle w:val="FirstParagraph"/>
+      </w:pPr>
+      <w:r>
+        <w:t xml:space="preserve">Direct link to the equation anchor:</w:t>
+      </w:r>
+      <w:r>
+        <w:t xml:space="preserve"> </w:t>
+      </w:r>
+      <w:r>
+        <w:t xml:space="preserve">See</w:t>
+      </w:r>
+      <w:r>
+        <w:t xml:space="preserve"> </w:t>
+      </w:r>
+      <w:hyperlink w:anchor="eq-gaussian-integral">
+        <w:r>
+          <w:rPr>
+            <w:rStyle w:val="Hyperlink"/>
+          </w:rPr>
+          <w:t xml:space="preserve">Equation 1</w:t>
+        </w:r>
+      </w:hyperlink>
+      <w:r>
+        <w:t xml:space="preserve">.</w:t>
+      </w:r>
     </w:p>
     <w:bookmarkEnd w:id="10"/>
     <w:bookmarkStart w:id="12" w:name="tables"/>

--- a/chapters/chapter2.docx
+++ b/chapters/chapter2.docx
@@ -15,7 +15,7 @@
         <w:pStyle w:val="Date"/>
       </w:pPr>
       <w:r>
-        <w:t xml:space="preserve">Last modified: 2026-05-04 00:19:06 (PDT)</w:t>
+        <w:t xml:space="preserve">Last modified: 2026-05-04 20:40:49 (PDT)</w:t>
       </w:r>
     </w:p>
     <w:p>

--- a/chapters/chapter2.docx
+++ b/chapters/chapter2.docx
@@ -15,7 +15,7 @@
         <w:pStyle w:val="Date"/>
       </w:pPr>
       <w:r>
-        <w:t xml:space="preserve">Last modified: 2026-05-04 20:40:49 (PDT)</w:t>
+        <w:t xml:space="preserve">Last modified: 2026-05-05 12:23:05 (PDT)</w:t>
       </w:r>
     </w:p>
     <w:p>

--- a/chapters/chapter2.docx
+++ b/chapters/chapter2.docx
@@ -15,7 +15,7 @@
         <w:pStyle w:val="Date"/>
       </w:pPr>
       <w:r>
-        <w:t xml:space="preserve">Last modified: 2026-05-05 12:23:05 (PDT)</w:t>
+        <w:t xml:space="preserve">Last modified: 2026-05-06 23:44:33 (PDT)</w:t>
       </w:r>
     </w:p>
     <w:p>

--- a/chapters/chapter2.docx
+++ b/chapters/chapter2.docx
@@ -15,7 +15,7 @@
         <w:pStyle w:val="Date"/>
       </w:pPr>
       <w:r>
-        <w:t xml:space="preserve">Last modified: 2026-05-06 23:44:33 (PDT)</w:t>
+        <w:t xml:space="preserve">Last modified: 2026-05-26 10:11:08 (PDT)</w:t>
       </w:r>
     </w:p>
     <w:p>

--- a/chapters/chapter2.docx
+++ b/chapters/chapter2.docx
@@ -15,7 +15,7 @@
         <w:pStyle w:val="Date"/>
       </w:pPr>
       <w:r>
-        <w:t xml:space="preserve">Last modified: 2026-05-26 10:11:08 (PDT)</w:t>
+        <w:t xml:space="preserve">Last modified: 2026-05-26 10:21:19 (PDT)</w:t>
       </w:r>
     </w:p>
     <w:p>

--- a/chapters/chapter2.docx
+++ b/chapters/chapter2.docx
@@ -15,7 +15,7 @@
         <w:pStyle w:val="Date"/>
       </w:pPr>
       <w:r>
-        <w:t xml:space="preserve">Last modified: 2026-05-26 10:21:19 (PDT)</w:t>
+        <w:t xml:space="preserve">Last modified: 2026-05-26 11:55:51 (PDT)</w:t>
       </w:r>
     </w:p>
     <w:p>

--- a/chapters/chapter2.docx
+++ b/chapters/chapter2.docx
@@ -15,7 +15,7 @@
         <w:pStyle w:val="Date"/>
       </w:pPr>
       <w:r>
-        <w:t xml:space="preserve">Last modified: 2026-05-26 11:55:51 (PDT)</w:t>
+        <w:t xml:space="preserve">Last modified: 2026-05-26 18:13:16 (PDT)</w:t>
       </w:r>
     </w:p>
     <w:p>

--- a/chapters/chapter2.docx
+++ b/chapters/chapter2.docx
@@ -15,7 +15,7 @@
         <w:pStyle w:val="Date"/>
       </w:pPr>
       <w:r>
-        <w:t xml:space="preserve">Last modified: 2026-05-26 18:13:16 (PDT)</w:t>
+        <w:t xml:space="preserve">Last modified: 2026-05-26 22:07:16 (PDT)</w:t>
       </w:r>
     </w:p>
     <w:p>

--- a/chapters/chapter2.docx
+++ b/chapters/chapter2.docx
@@ -15,7 +15,7 @@
         <w:pStyle w:val="Date"/>
       </w:pPr>
       <w:r>
-        <w:t xml:space="preserve">Last modified: 2026-05-26 22:07:16 (PDT)</w:t>
+        <w:t xml:space="preserve">Last modified: 2026-05-26 22:07:35 (PDT)</w:t>
       </w:r>
     </w:p>
     <w:p>

--- a/chapters/chapter2.docx
+++ b/chapters/chapter2.docx
@@ -15,7 +15,7 @@
         <w:pStyle w:val="Date"/>
       </w:pPr>
       <w:r>
-        <w:t xml:space="preserve">Last modified: 2026-05-26 22:07:35 (PDT)</w:t>
+        <w:t xml:space="preserve">Last modified: 2026-05-26 22:22:32 (PDT)</w:t>
       </w:r>
     </w:p>
     <w:p>

--- a/chapters/chapter2.docx
+++ b/chapters/chapter2.docx
@@ -15,7 +15,7 @@
         <w:pStyle w:val="Date"/>
       </w:pPr>
       <w:r>
-        <w:t xml:space="preserve">Last modified: 2026-05-26 22:22:32 (PDT)</w:t>
+        <w:t xml:space="preserve">Last modified: 2026-05-26 22:23:17 (PDT)</w:t>
       </w:r>
     </w:p>
     <w:p>

--- a/chapters/chapter2.docx
+++ b/chapters/chapter2.docx
@@ -15,7 +15,7 @@
         <w:pStyle w:val="Date"/>
       </w:pPr>
       <w:r>
-        <w:t xml:space="preserve">Last modified: 2026-05-26 22:23:17 (PDT)</w:t>
+        <w:t xml:space="preserve">Last modified: 2026-05-26 23:13:41 (PDT)</w:t>
       </w:r>
     </w:p>
     <w:p>

--- a/chapters/chapter2.docx
+++ b/chapters/chapter2.docx
@@ -15,7 +15,7 @@
         <w:pStyle w:val="Date"/>
       </w:pPr>
       <w:r>
-        <w:t xml:space="preserve">Last modified: 2026-05-26 23:13:41 (PDT)</w:t>
+        <w:t xml:space="preserve">Last modified: 2026-05-26 23:18:10 (PDT)</w:t>
       </w:r>
     </w:p>
     <w:p>

--- a/chapters/chapter2.docx
+++ b/chapters/chapter2.docx
@@ -15,7 +15,7 @@
         <w:pStyle w:val="Date"/>
       </w:pPr>
       <w:r>
-        <w:t xml:space="preserve">Last modified: 2026-05-26 23:18:10 (PDT)</w:t>
+        <w:t xml:space="preserve">Last modified: 2026-05-27 00:06:33 (PDT)</w:t>
       </w:r>
     </w:p>
     <w:p>

--- a/chapters/chapter2.docx
+++ b/chapters/chapter2.docx
@@ -15,7 +15,7 @@
         <w:pStyle w:val="Date"/>
       </w:pPr>
       <w:r>
-        <w:t xml:space="preserve">Last modified: 2026-05-27 00:06:33 (PDT)</w:t>
+        <w:t xml:space="preserve">Last modified: 2026-05-28 00:41:26 (PDT)</w:t>
       </w:r>
     </w:p>
     <w:p>

--- a/chapters/chapter2.docx
+++ b/chapters/chapter2.docx
@@ -15,7 +15,7 @@
         <w:pStyle w:val="Date"/>
       </w:pPr>
       <w:r>
-        <w:t xml:space="preserve">Last modified: 2026-05-28 00:41:26 (PDT)</w:t>
+        <w:t xml:space="preserve">Last modified: 2026-05-28 00:41:47 (PDT)</w:t>
       </w:r>
     </w:p>
     <w:p>

--- a/chapters/chapter2.docx
+++ b/chapters/chapter2.docx
@@ -15,7 +15,7 @@
         <w:pStyle w:val="Date"/>
       </w:pPr>
       <w:r>
-        <w:t xml:space="preserve">Last modified: 2026-05-28 00:41:47 (PDT)</w:t>
+        <w:t xml:space="preserve">Last modified: 2026-05-28 00:42:43 (PDT)</w:t>
       </w:r>
     </w:p>
     <w:p>

--- a/chapters/chapter2.docx
+++ b/chapters/chapter2.docx
@@ -15,7 +15,7 @@
         <w:pStyle w:val="Date"/>
       </w:pPr>
       <w:r>
-        <w:t xml:space="preserve">Last modified: 2026-05-28 00:42:43 (PDT)</w:t>
+        <w:t xml:space="preserve">Last modified: 2026-05-28 00:45:52 (PDT)</w:t>
       </w:r>
     </w:p>
     <w:p>

--- a/chapters/chapter2.docx
+++ b/chapters/chapter2.docx
@@ -15,7 +15,7 @@
         <w:pStyle w:val="Date"/>
       </w:pPr>
       <w:r>
-        <w:t xml:space="preserve">Last modified: 2026-05-28 00:45:52 (PDT)</w:t>
+        <w:t xml:space="preserve">Last modified: 2026-06-01 17:42:58 (PDT)</w:t>
       </w:r>
     </w:p>
     <w:p>

--- a/chapters/chapter2.docx
+++ b/chapters/chapter2.docx
@@ -15,7 +15,7 @@
         <w:pStyle w:val="Date"/>
       </w:pPr>
       <w:r>
-        <w:t xml:space="preserve">Last modified: 2026-06-01 17:42:58 (PDT)</w:t>
+        <w:t xml:space="preserve">Last modified: 2026-06-02 01:04:13 (PDT)</w:t>
       </w:r>
     </w:p>
     <w:p>

--- a/chapters/chapter2.docx
+++ b/chapters/chapter2.docx
@@ -15,7 +15,7 @@
         <w:pStyle w:val="Date"/>
       </w:pPr>
       <w:r>
-        <w:t xml:space="preserve">Last modified: 2026-06-02 01:04:13 (PDT)</w:t>
+        <w:t xml:space="preserve">Last modified: 2026-06-08 20:41:28 (PDT)</w:t>
       </w:r>
     </w:p>
     <w:p>

--- a/chapters/chapter2.docx
+++ b/chapters/chapter2.docx
@@ -15,7 +15,7 @@
         <w:pStyle w:val="Date"/>
       </w:pPr>
       <w:r>
-        <w:t xml:space="preserve">Last modified: 2026-06-08 20:41:28 (PDT)</w:t>
+        <w:t xml:space="preserve">Last modified: 2026-06-08 20:58:43 (PDT)</w:t>
       </w:r>
     </w:p>
     <w:p>

--- a/chapters/chapter2.docx
+++ b/chapters/chapter2.docx
@@ -15,7 +15,7 @@
         <w:pStyle w:val="Date"/>
       </w:pPr>
       <w:r>
-        <w:t xml:space="preserve">Last modified: 2026-06-08 20:58:43 (PDT)</w:t>
+        <w:t xml:space="preserve">Last modified: 2026-06-08 21:03:02 (PDT)</w:t>
       </w:r>
     </w:p>
     <w:p>

--- a/chapters/chapter2.docx
+++ b/chapters/chapter2.docx
@@ -15,7 +15,7 @@
         <w:pStyle w:val="Date"/>
       </w:pPr>
       <w:r>
-        <w:t xml:space="preserve">Last modified: 2026-06-08 21:03:02 (PDT)</w:t>
+        <w:t xml:space="preserve">Last modified: 2026-06-20 00:22:42 (PDT)</w:t>
       </w:r>
     </w:p>
     <w:p>

--- a/chapters/chapter2.docx
+++ b/chapters/chapter2.docx
@@ -15,7 +15,7 @@
         <w:pStyle w:val="Date"/>
       </w:pPr>
       <w:r>
-        <w:t xml:space="preserve">Last modified: 2026-06-20 00:22:42 (PDT)</w:t>
+        <w:t xml:space="preserve">Last modified: 2026-06-20 00:46:48 (PDT)</w:t>
       </w:r>
     </w:p>
     <w:p>

--- a/chapters/chapter2.docx
+++ b/chapters/chapter2.docx
@@ -15,7 +15,7 @@
         <w:pStyle w:val="Date"/>
       </w:pPr>
       <w:r>
-        <w:t xml:space="preserve">Last modified: 2026-06-20 00:46:48 (PDT)</w:t>
+        <w:t xml:space="preserve">Last modified: 2026-06-20 00:58:55 (PDT)</w:t>
       </w:r>
     </w:p>
     <w:p>

--- a/chapters/chapter2.docx
+++ b/chapters/chapter2.docx
@@ -15,7 +15,7 @@
         <w:pStyle w:val="Date"/>
       </w:pPr>
       <w:r>
-        <w:t xml:space="preserve">Last modified: 2026-06-20 00:58:55 (PDT)</w:t>
+        <w:t xml:space="preserve">Last modified: 2026-06-20 01:05:36 (PDT)</w:t>
       </w:r>
     </w:p>
     <w:p>

--- a/chapters/chapter2.docx
+++ b/chapters/chapter2.docx
@@ -15,7 +15,7 @@
         <w:pStyle w:val="Date"/>
       </w:pPr>
       <w:r>
-        <w:t xml:space="preserve">Last modified: 2026-06-20 01:05:36 (PDT)</w:t>
+        <w:t xml:space="preserve">Last modified: 2026-06-21 21:35:07 (PDT)</w:t>
       </w:r>
     </w:p>
     <w:p>

--- a/chapters/chapter2.docx
+++ b/chapters/chapter2.docx
@@ -15,7 +15,7 @@
         <w:pStyle w:val="Date"/>
       </w:pPr>
       <w:r>
-        <w:t xml:space="preserve">Last modified: 2026-06-21 21:35:07 (PDT)</w:t>
+        <w:t xml:space="preserve">Last modified: 2026-06-23 20:20:37 (PDT)</w:t>
       </w:r>
     </w:p>
     <w:p>

--- a/chapters/chapter2.docx
+++ b/chapters/chapter2.docx
@@ -15,7 +15,7 @@
         <w:pStyle w:val="Date"/>
       </w:pPr>
       <w:r>
-        <w:t xml:space="preserve">Last modified: 2026-06-23 20:20:37 (PDT)</w:t>
+        <w:t xml:space="preserve">Last modified: 2026-06-23 20:21:00 (PDT)</w:t>
       </w:r>
     </w:p>
     <w:p>

--- a/chapters/chapter2.docx
+++ b/chapters/chapter2.docx
@@ -15,7 +15,7 @@
         <w:pStyle w:val="Date"/>
       </w:pPr>
       <w:r>
-        <w:t xml:space="preserve">Last modified: 2026-06-23 20:21:00 (PDT)</w:t>
+        <w:t xml:space="preserve">Last modified: 2026-06-23 20:21:19 (PDT)</w:t>
       </w:r>
     </w:p>
     <w:p>

--- a/chapters/chapter2.docx
+++ b/chapters/chapter2.docx
@@ -15,7 +15,7 @@
         <w:pStyle w:val="Date"/>
       </w:pPr>
       <w:r>
-        <w:t xml:space="preserve">Last modified: 2026-06-23 20:21:19 (PDT)</w:t>
+        <w:t xml:space="preserve">Last modified: 2026-06-23 20:21:33 (PDT)</w:t>
       </w:r>
     </w:p>
     <w:p>

--- a/chapters/chapter2.docx
+++ b/chapters/chapter2.docx
@@ -15,7 +15,7 @@
         <w:pStyle w:val="Date"/>
       </w:pPr>
       <w:r>
-        <w:t xml:space="preserve">Last modified: 2026-06-23 20:21:33 (PDT)</w:t>
+        <w:t xml:space="preserve">Last modified: 2026-06-23 20:21:09 (PDT)</w:t>
       </w:r>
     </w:p>
     <w:p>

--- a/chapters/chapter2.docx
+++ b/chapters/chapter2.docx
@@ -15,7 +15,7 @@
         <w:pStyle w:val="Date"/>
       </w:pPr>
       <w:r>
-        <w:t xml:space="preserve">Last modified: 2026-08-24 12:25:37 (PDT)</w:t>
+        <w:t xml:space="preserve">Last modified: 2026-09-10 15:21:34 (PDT)</w:t>
       </w:r>
     </w:p>
     <w:p>

--- a/chapters/chapter2.docx
+++ b/chapters/chapter2.docx
@@ -15,7 +15,7 @@
         <w:pStyle w:val="Date"/>
       </w:pPr>
       <w:r>
-        <w:t xml:space="preserve">Last modified: 2026-09-10 15:21:34 (PDT)</w:t>
+        <w:t xml:space="preserve">Last modified: 2026-09-11 10:58:19 (PDT)</w:t>
       </w:r>
     </w:p>
     <w:p>
